--- a/冷凍庫使用規則_單頁.docx
+++ b/冷凍庫使用規則_單頁.docx
@@ -24,7 +24,7 @@
                 <w:rFonts w:ascii="Microsoft JhengHei" w:hAnsi="Microsoft JhengHei" w:eastAsia="Microsoft JhengHei"/>
                 <w:b/>
                 <w:color w:val="0F3B57"/>
-                <w:sz w:val="54"/>
+                <w:sz w:val="52"/>
               </w:rPr>
               <w:t>冷凍庫使用規則</w:t>
             </w:r>
@@ -35,7 +35,7 @@
                 <w:rFonts w:ascii="Microsoft JhengHei" w:hAnsi="Microsoft JhengHei" w:eastAsia="Microsoft JhengHei"/>
                 <w:b w:val="0"/>
                 <w:color w:val="777777"/>
-                <w:sz w:val="18"/>
+                <w:sz w:val="16"/>
               </w:rPr>
               <w:t>炊事組　2026/10/25 訂立</w:t>
             </w:r>
@@ -52,7 +52,7 @@
             <w:r>
               <w:drawing>
                 <wp:inline xmlns:a="http://schemas.openxmlformats.org/drawingml/2006/main" xmlns:pic="http://schemas.openxmlformats.org/drawingml/2006/picture">
-                  <wp:extent cx="864000" cy="864000"/>
+                  <wp:extent cx="827999" cy="827999"/>
                   <wp:docPr id="1" name="Picture 1"/>
                   <wp:cNvGraphicFramePr>
                     <a:graphicFrameLocks noChangeAspect="1"/>
@@ -73,7 +73,7 @@
                         <pic:spPr>
                           <a:xfrm>
                             <a:off x="0" y="0"/>
-                            <a:ext cx="864000" cy="864000"/>
+                            <a:ext cx="827999" cy="827999"/>
                           </a:xfrm>
                           <a:prstGeom prst="rect"/>
                         </pic:spPr>
@@ -93,7 +93,7 @@
                 <w:rFonts w:ascii="Microsoft JhengHei" w:hAnsi="Microsoft JhengHei" w:eastAsia="Microsoft JhengHei"/>
                 <w:b w:val="0"/>
                 <w:color w:val="777777"/>
-                <w:sz w:val="18"/>
+                <w:sz w:val="16"/>
               </w:rPr>
               <w:t>掃碼看位置圖</w:t>
             </w:r>
@@ -119,7 +119,7 @@
           </w:tcPr>
           <w:p>
             <w:pPr>
-              <w:spacing w:before="90" w:after="32"/>
+              <w:spacing w:before="84" w:after="32"/>
             </w:pPr>
             <w:r/>
             <w:r>
@@ -127,7 +127,7 @@
                 <w:rFonts w:ascii="Microsoft JhengHei" w:hAnsi="Microsoft JhengHei" w:eastAsia="Microsoft JhengHei"/>
                 <w:b/>
                 <w:color w:val="0F3B57"/>
-                <w:sz w:val="38"/>
+                <w:sz w:val="36"/>
               </w:rPr>
               <w:t>一、東西放哪一層（照層位就對了）</w:t>
             </w:r>
@@ -137,7 +137,7 @@
               <w:rPr>
                 <w:rFonts w:ascii="Microsoft JhengHei" w:hAnsi="Microsoft JhengHei" w:eastAsia="Microsoft JhengHei"/>
                 <w:b w:val="0"/>
-                <w:sz w:val="30"/>
+                <w:sz w:val="28"/>
               </w:rPr>
               <w:t>1. 拿／放都照冰箱門上的層位標示；不確定的先問一下再放。</w:t>
             </w:r>
@@ -147,7 +147,7 @@
               <w:rPr>
                 <w:rFonts w:ascii="Microsoft JhengHei" w:hAnsi="Microsoft JhengHei" w:eastAsia="Microsoft JhengHei"/>
                 <w:b w:val="0"/>
-                <w:sz w:val="30"/>
+                <w:sz w:val="28"/>
               </w:rPr>
               <w:t>2. 依層分類擺放：</w:t>
             </w:r>
@@ -160,7 +160,7 @@
               <w:rPr>
                 <w:rFonts w:ascii="Microsoft JhengHei" w:hAnsi="Microsoft JhengHei" w:eastAsia="Microsoft JhengHei"/>
                 <w:b w:val="0"/>
-                <w:sz w:val="28"/>
+                <w:sz w:val="26"/>
               </w:rPr>
               <w:t>· 上門 第1層：中藥／湯料／五穀堅果</w:t>
             </w:r>
@@ -173,7 +173,7 @@
               <w:rPr>
                 <w:rFonts w:ascii="Microsoft JhengHei" w:hAnsi="Microsoft JhengHei" w:eastAsia="Microsoft JhengHei"/>
                 <w:b w:val="0"/>
-                <w:sz w:val="28"/>
+                <w:sz w:val="26"/>
               </w:rPr>
               <w:t>· 上門 第2層：素料／餡料</w:t>
             </w:r>
@@ -186,7 +186,7 @@
               <w:rPr>
                 <w:rFonts w:ascii="Microsoft JhengHei" w:hAnsi="Microsoft JhengHei" w:eastAsia="Microsoft JhengHei"/>
                 <w:b w:val="0"/>
-                <w:sz w:val="28"/>
+                <w:sz w:val="26"/>
               </w:rPr>
               <w:t>· 上門 第3層：素料</w:t>
             </w:r>
@@ -199,7 +199,7 @@
               <w:rPr>
                 <w:rFonts w:ascii="Microsoft JhengHei" w:hAnsi="Microsoft JhengHei" w:eastAsia="Microsoft JhengHei"/>
                 <w:b w:val="0"/>
-                <w:sz w:val="28"/>
+                <w:sz w:val="26"/>
               </w:rPr>
               <w:t>· 下門 第1層：其他／私人</w:t>
             </w:r>
@@ -212,7 +212,7 @@
               <w:rPr>
                 <w:rFonts w:ascii="Microsoft JhengHei" w:hAnsi="Microsoft JhengHei" w:eastAsia="Microsoft JhengHei"/>
                 <w:b w:val="0"/>
-                <w:sz w:val="28"/>
+                <w:sz w:val="26"/>
               </w:rPr>
               <w:t>· 下門 第2層：其他／粉類</w:t>
             </w:r>
@@ -222,7 +222,17 @@
               <w:rPr>
                 <w:rFonts w:ascii="Microsoft JhengHei" w:hAnsi="Microsoft JhengHei" w:eastAsia="Microsoft JhengHei"/>
                 <w:b w:val="0"/>
-                <w:sz w:val="30"/>
+                <w:sz w:val="28"/>
+              </w:rPr>
+              <w:t>※ 私人（自己的東西）一律放下門第1層。</w:t>
+            </w:r>
+          </w:p>
+          <w:p>
+            <w:r>
+              <w:rPr>
+                <w:rFonts w:ascii="Microsoft JhengHei" w:hAnsi="Microsoft JhengHei" w:eastAsia="Microsoft JhengHei"/>
+                <w:b w:val="0"/>
+                <w:sz w:val="28"/>
               </w:rPr>
               <w:t>3. 同類集中不混層；包裝完整封緊，湯汁類務必密封。</w:t>
             </w:r>
@@ -232,21 +242,21 @@
               <w:rPr>
                 <w:rFonts w:ascii="Microsoft JhengHei" w:hAnsi="Microsoft JhengHei" w:eastAsia="Microsoft JhengHei"/>
                 <w:b w:val="0"/>
-                <w:sz w:val="30"/>
+                <w:sz w:val="28"/>
               </w:rPr>
               <w:t>4. 先進先出：新進的往後放，先放的往前擺先用；熟食務必完全放涼再冰。</w:t>
             </w:r>
           </w:p>
           <w:p>
             <w:pPr>
-              <w:spacing w:before="90" w:after="32"/>
+              <w:spacing w:before="84" w:after="32"/>
             </w:pPr>
             <w:r>
               <w:rPr>
                 <w:rFonts w:ascii="Microsoft JhengHei" w:hAnsi="Microsoft JhengHei" w:eastAsia="Microsoft JhengHei"/>
                 <w:b/>
                 <w:color w:val="0F3B57"/>
-                <w:sz w:val="38"/>
+                <w:sz w:val="36"/>
               </w:rPr>
               <w:t>二、標籤一定要寫（沒寫就當公用）</w:t>
             </w:r>
@@ -256,7 +266,7 @@
               <w:rPr>
                 <w:rFonts w:ascii="Microsoft JhengHei" w:hAnsi="Microsoft JhengHei" w:eastAsia="Microsoft JhengHei"/>
                 <w:b w:val="0"/>
-                <w:sz w:val="30"/>
+                <w:sz w:val="28"/>
               </w:rPr>
               <w:t>5. 藍框標籤紙撕一張，寫好貼在袋口明顯處、字面朝外：私人寫自己的名字；公用寫品名。日期寫存放當天。</w:t>
             </w:r>
@@ -266,7 +276,7 @@
               <w:rPr>
                 <w:rFonts w:ascii="Microsoft JhengHei" w:hAnsi="Microsoft JhengHei" w:eastAsia="Microsoft JhengHei"/>
                 <w:b w:val="0"/>
-                <w:sz w:val="30"/>
+                <w:sz w:val="28"/>
               </w:rPr>
               <w:t>6. 袋子上的名字＝擁有者；寫品名或沒寫名字的，就當公用。</w:t>
             </w:r>
@@ -276,7 +286,7 @@
               <w:rPr>
                 <w:rFonts w:ascii="Microsoft JhengHei" w:hAnsi="Microsoft JhengHei" w:eastAsia="Microsoft JhengHei"/>
                 <w:b w:val="0"/>
-                <w:sz w:val="30"/>
+                <w:sz w:val="28"/>
               </w:rPr>
               <w:t>7. 取用公用食材請惜福愛物，用完放回原來那一層、原位。</w:t>
             </w:r>
@@ -288,7 +298,7 @@
           </w:tcPr>
           <w:p>
             <w:pPr>
-              <w:spacing w:before="90" w:after="32"/>
+              <w:spacing w:before="84" w:after="32"/>
             </w:pPr>
             <w:r/>
             <w:r>
@@ -296,7 +306,7 @@
                 <w:rFonts w:ascii="Microsoft JhengHei" w:hAnsi="Microsoft JhengHei" w:eastAsia="Microsoft JhengHei"/>
                 <w:b/>
                 <w:color w:val="0F3B57"/>
-                <w:sz w:val="38"/>
+                <w:sz w:val="36"/>
               </w:rPr>
               <w:t>三、清點與登記（管理者負責）</w:t>
             </w:r>
@@ -306,7 +316,7 @@
               <w:rPr>
                 <w:rFonts w:ascii="Microsoft JhengHei" w:hAnsi="Microsoft JhengHei" w:eastAsia="Microsoft JhengHei"/>
                 <w:b w:val="0"/>
-                <w:sz w:val="30"/>
+                <w:sz w:val="28"/>
               </w:rPr>
               <w:t>8. 庫存清點與登記由管理者統一處理，其他人不必操作任何 App。</w:t>
             </w:r>
@@ -316,21 +326,21 @@
               <w:rPr>
                 <w:rFonts w:ascii="Microsoft JhengHei" w:hAnsi="Microsoft JhengHei" w:eastAsia="Microsoft JhengHei"/>
                 <w:b w:val="0"/>
-                <w:sz w:val="30"/>
+                <w:sz w:val="28"/>
               </w:rPr>
               <w:t>9. 每月月初逐層清點一次：過期、變質、無標示、久未動用的挑出來處理。</w:t>
             </w:r>
           </w:p>
           <w:p>
             <w:pPr>
-              <w:spacing w:before="90" w:after="32"/>
+              <w:spacing w:before="84" w:after="32"/>
             </w:pPr>
             <w:r>
               <w:rPr>
                 <w:rFonts w:ascii="Microsoft JhengHei" w:hAnsi="Microsoft JhengHei" w:eastAsia="Microsoft JhengHei"/>
                 <w:b/>
                 <w:color w:val="0F3B57"/>
-                <w:sz w:val="38"/>
+                <w:sz w:val="36"/>
               </w:rPr>
               <w:t>四、大家只要做三件事</w:t>
             </w:r>
@@ -340,7 +350,7 @@
               <w:rPr>
                 <w:rFonts w:ascii="Microsoft JhengHei" w:hAnsi="Microsoft JhengHei" w:eastAsia="Microsoft JhengHei"/>
                 <w:b w:val="0"/>
-                <w:sz w:val="30"/>
+                <w:sz w:val="28"/>
               </w:rPr>
               <w:t>10. ①寫標籤　②照層位放　③用完放回原位。</w:t>
             </w:r>
@@ -354,14 +364,14 @@
                 <w:right w:val="single" w:sz="8" w:space="3" w:color="2F6FD0"/>
               </w:pBdr>
               <w:shd w:val="clear" w:fill="F7FAFF"/>
-              <w:spacing w:before="90"/>
+              <w:spacing w:before="84"/>
             </w:pPr>
             <w:r>
               <w:rPr>
                 <w:rFonts w:ascii="Microsoft JhengHei" w:hAnsi="Microsoft JhengHei" w:eastAsia="Microsoft JhengHei"/>
                 <w:b w:val="0"/>
                 <w:color w:val="0B4B6B"/>
-                <w:sz w:val="28"/>
+                <w:sz w:val="26"/>
               </w:rPr>
               <w:t>【冰東西請貼標籤】</w:t>
             </w:r>
@@ -373,7 +383,7 @@
                 <w:rFonts w:ascii="Microsoft JhengHei" w:hAnsi="Microsoft JhengHei" w:eastAsia="Microsoft JhengHei"/>
                 <w:b w:val="0"/>
                 <w:color w:val="0B4B6B"/>
-                <w:sz w:val="28"/>
+                <w:sz w:val="26"/>
               </w:rPr>
               <w:t>[ 名稱 ]　私人寫「姓名」／ 公用寫「品名」</w:t>
             </w:r>
@@ -385,7 +395,7 @@
                 <w:rFonts w:ascii="Microsoft JhengHei" w:hAnsi="Microsoft JhengHei" w:eastAsia="Microsoft JhengHei"/>
                 <w:b w:val="0"/>
                 <w:color w:val="0B4B6B"/>
-                <w:sz w:val="28"/>
+                <w:sz w:val="26"/>
               </w:rPr>
               <w:t>[ 日期 ]　填寫存放日期</w:t>
             </w:r>
@@ -397,7 +407,7 @@
                 <w:rFonts w:ascii="Microsoft JhengHei" w:hAnsi="Microsoft JhengHei" w:eastAsia="Microsoft JhengHei"/>
                 <w:b w:val="0"/>
                 <w:color w:val="0B4B6B"/>
-                <w:sz w:val="28"/>
+                <w:sz w:val="26"/>
               </w:rPr>
               <w:t>★ 撕一張寫好貼在袋口明顯處、字面朝外。</w:t>
             </w:r>
@@ -411,7 +421,7 @@
                 <w:right w:val="single" w:sz="8" w:space="3" w:color="8FBF87"/>
               </w:pBdr>
               <w:shd w:val="clear" w:fill="F2FAF0"/>
-              <w:spacing w:before="78"/>
+              <w:spacing w:before="73"/>
               <w:jc w:val="center"/>
             </w:pPr>
             <w:r>
@@ -419,7 +429,7 @@
                 <w:rFonts w:ascii="Microsoft JhengHei" w:hAnsi="Microsoft JhengHei" w:eastAsia="Microsoft JhengHei"/>
                 <w:b/>
                 <w:color w:val="245C2E"/>
-                <w:sz w:val="36"/>
+                <w:sz w:val="34"/>
               </w:rPr>
               <w:t>【核心原則】沒寫名字的 → 就當公用，大家都可以用！</w:t>
             </w:r>
@@ -801,11 +811,11 @@
     <w:qFormat/>
     <w:rsid w:val="00FC693F"/>
     <w:pPr>
-      <w:spacing w:after="36" w:before="0" w:line="322" w:lineRule="auto"/>
+      <w:spacing w:after="34" w:before="0" w:line="322" w:lineRule="auto"/>
     </w:pPr>
     <w:rPr>
       <w:rFonts w:ascii="Microsoft JhengHei" w:hAnsi="Microsoft JhengHei" w:eastAsia="Microsoft JhengHei"/>
-      <w:sz w:val="30"/>
+      <w:sz w:val="28"/>
     </w:rPr>
   </w:style>
   <w:style w:type="paragraph" w:styleId="Header">

--- a/冷凍庫使用規則_單頁.docx
+++ b/冷凍庫使用規則_單頁.docx
@@ -224,7 +224,7 @@
                 <w:b w:val="0"/>
                 <w:sz w:val="28"/>
               </w:rPr>
-              <w:t>※ 私人（自己的東西）一律放下門第1層。</w:t>
+              <w:t>※ 私人（自己的東西）一律放下門第1層的專用箱。</w:t>
             </w:r>
           </w:p>
           <w:p>

--- a/冷凍庫使用規則_單頁.docx
+++ b/冷凍庫使用規則_單頁.docx
@@ -95,7 +95,7 @@
                 <w:color w:val="777777"/>
                 <w:sz w:val="16"/>
               </w:rPr>
-              <w:t>掃碼看位置圖</w:t>
+              <w:t>掃碼看材料清單</w:t>
             </w:r>
           </w:p>
         </w:tc>
